--- a/Documentacion/Especificaciones Tecnicas/Plan de Pruebas Funcionales.docx
+++ b/Documentacion/Especificaciones Tecnicas/Plan de Pruebas Funcionales.docx
@@ -270,7 +270,7 @@
           <w:color w:val="auto"/>
           <w:lang w:val="en-US"/>
         </w:rPr>
-        <w:t>El alcance de este plan cubre las interacciones en la capa del cliente web adaptativo (Next.js 15 y Tailwind CSS), el aprovisionamiento seguro de datos en la plataforma Supabase (PostgreSQL), el aislamiento perimetral mediante políticas de seguridad de filas (RLS) y la precisión de respuestas del asistente normativo inteligente LOY basado en arquitectura RAG.</w:t>
+        <w:t>El alcance de este plan cubre las interacciones en la capa del cliente web adaptativo (React 18 con Vite y Tailwind CSS), el aprovisionamiento seguro de datos en la plataforma Supabase (PostgreSQL), el aislamiento perimetral mediante políticas de seguridad de filas (RLS) y la precisión de respuestas del asistente normativo inteligente LOY basado en arquitectura RAG.</w:t>
       </w:r>
     </w:p>
     <w:p xmlns:wp14="http://schemas.microsoft.com/office/word/2010/wordml" wp14:textId="77777777">
